--- a/az/discovery-articles/1.3 Təkər.docx
+++ b/az/discovery-articles/1.3 Təkər.docx
@@ -4,478 +4,326 @@
   <w:body>
     <w:p>
       <w:pPr>
-        <w:spacing w:before="280" w:after="120"/>
+        <w:pStyle w:val="Title"/>
+        <w:widowControl/>
       </w:pPr>
       <w:r>
-        <w:rPr>
-          <w:rFonts w:ascii="Calibri" w:hAnsi="Calibri" w:eastAsia="Calibri"/>
-          <w:b/>
-          <w:i w:val="0"/>
-          <w:color w:val="004E8C"/>
-          <w:sz w:val="44"/>
-        </w:rPr>
         <w:t>1.3 Təkər</w:t>
       </w:r>
     </w:p>
     <w:p>
       <w:pPr>
-        <w:spacing w:after="80"/>
+        <w:keepNext/>
+        <w:widowControl/>
       </w:pPr>
       <w:r>
         <w:rPr>
-          <w:rFonts w:ascii="Calibri" w:hAnsi="Calibri" w:eastAsia="Calibri"/>
-          <w:b w:val="0"/>
-          <w:i/>
-          <w:color w:val="505050"/>
-          <w:sz w:val="22"/>
+          <w:sz w:val="20"/>
         </w:rPr>
-        <w:t>1. Sivilizasiyanın təməlləri</w:t>
+        <w:t>1 Sivilizasiyanın təməlləri</w:t>
       </w:r>
     </w:p>
     <w:p>
       <w:pPr>
-        <w:spacing w:after="200"/>
+        <w:keepNext/>
+        <w:widowControl/>
       </w:pPr>
       <w:r>
         <w:rPr>
-          <w:rFonts w:ascii="Calibri" w:hAnsi="Calibri" w:eastAsia="Calibri"/>
-          <w:b w:val="0"/>
-          <w:i/>
-          <w:sz w:val="22"/>
+          <w:sz w:val="20"/>
         </w:rPr>
-        <w:t>Dövr: e.ə. təxminən 3500-cü il (təkərli nəqliyyat); e.ə. təxminən 5500-cü il (dulus çarxı) | Əsas mərkəzlər: Mesopotamiya və Avrasiya çölləri (bir-birindən asılı olmayan ixtiralar məsələsi mübahisəlidir)</w:t>
+        <w:t>Dövr: təxminən e.ə. 3500-cü il (təkərli nəqliyyat); təxminən e.ə. 5500-cü il (dulus çarxı) | Əsas mərkəzlər: Mesopotamiya və Avrasiya çölləri; bir neçə müstəqil ixtiranın olub-olmaması müzakirə edilir</w:t>
       </w:r>
     </w:p>
     <w:p>
       <w:pPr>
-        <w:spacing w:after="160" w:line="276" w:lineRule="auto"/>
+        <w:widowControl/>
       </w:pPr>
       <w:r>
-        <w:rPr>
-          <w:rFonts w:ascii="Calibri" w:hAnsi="Calibri" w:eastAsia="Calibri"/>
-          <w:b w:val="0"/>
-          <w:i w:val="0"/>
-          <w:sz w:val="22"/>
-        </w:rPr>
-        <w:t>Təkər fırlanan dairəvi hissədir, ox isə onu yerində saxlayan və yükü daşıyan mərkəzi mildir. Bu sadə qurğu ağır yüklərin sürüklənməsi zamanı yaranan sürtünməni xeyli azaltdı və quru nəqliyyatını kökündən dəyişdirdi. Eyni fırlanma prinsipi sonralar dişli çarxlarda, dəyirmanlarda, mühərriklərdə və turbinlərdə tətbiq olundu.</w:t>
+        <w:t>Təkər yalnız oxa birləşdirilib sərbəst fırlana bildikdə həqiqətən faydalı vasitəyə çevrildi. Araba və dulus çarxından başlayan bu fikir dişli çarxlara, dəyirmanlara, mühərriklərə və demək olar ki, bütün fırlanan maşınlara yol açdı.</w:t>
       </w:r>
     </w:p>
     <w:p>
       <w:pPr>
-        <w:spacing w:before="240" w:after="120"/>
+        <w:pStyle w:val="Heading1"/>
+        <w:widowControl/>
       </w:pPr>
       <w:r>
-        <w:rPr>
-          <w:rFonts w:ascii="Calibri" w:hAnsi="Calibri" w:eastAsia="Calibri"/>
-          <w:b/>
-          <w:i w:val="0"/>
-          <w:color w:val="004E8C"/>
-          <w:sz w:val="28"/>
-        </w:rPr>
-        <w:t>Əsas faktlar</w:t>
+        <w:t>Əsas məlumatlar</w:t>
       </w:r>
     </w:p>
     <w:p>
       <w:pPr>
         <w:pStyle w:val="ListBullet"/>
+        <w:widowControl/>
       </w:pPr>
       <w:r>
-        <w:rPr>
-          <w:rFonts w:ascii="Calibri" w:hAnsi="Calibri" w:eastAsia="Calibri"/>
-          <w:b w:val="0"/>
-          <w:i w:val="0"/>
-          <w:sz w:val="22"/>
-        </w:rPr>
-        <w:t>Bəzi bölgələrdə dulus çarxı arabalardan daha əvvəl — Neolit dövrünün sonlarında meydana çıxıb</w:t>
+        <w:t>Bəzi bölgələrdə dulus çarxına son Neolit dövründə, təkərli arabalardan əvvəl rast gəlinir.</w:t>
       </w:r>
     </w:p>
     <w:p>
       <w:pPr>
         <w:pStyle w:val="ListBullet"/>
+        <w:widowControl/>
       </w:pPr>
       <w:r>
-        <w:rPr>
-          <w:rFonts w:ascii="Calibri" w:hAnsi="Calibri" w:eastAsia="Calibri"/>
-          <w:b w:val="0"/>
-          <w:i w:val="0"/>
-          <w:sz w:val="22"/>
-        </w:rPr>
-        <w:t>Mesopotamiyada təkərli nəqliyyatın mövcudluğu e.ə. təxminən 3500-cü ildən etibarən aydın şəkildə təsdiqlənir</w:t>
+        <w:t>Mesopotamiyada təxminən e.ə. 3500-cü ildə təkərli nəqliyyatın mövcudluğunu təsdiqləyən aydın dəlillər var.</w:t>
       </w:r>
     </w:p>
     <w:p>
       <w:pPr>
         <w:pStyle w:val="ListBullet"/>
+        <w:widowControl/>
       </w:pPr>
       <w:r>
-        <w:rPr>
-          <w:rFonts w:ascii="Calibri" w:hAnsi="Calibri" w:eastAsia="Calibri"/>
-          <w:b w:val="0"/>
-          <w:i w:val="0"/>
-          <w:sz w:val="22"/>
-        </w:rPr>
-        <w:t>Həlledici yenilik təkcə disk deyil, onun oxla birləşdirilməsi idi</w:t>
+        <w:t>Həlledici yenilik təkcə dairəvi disk deyil, onun oxla birləşdirilməsi idi.</w:t>
       </w:r>
     </w:p>
     <w:p>
       <w:pPr>
         <w:pStyle w:val="ListBullet"/>
+        <w:widowControl/>
       </w:pPr>
       <w:r>
-        <w:rPr>
-          <w:rFonts w:ascii="Calibri" w:hAnsi="Calibri" w:eastAsia="Calibri"/>
-          <w:b w:val="0"/>
-          <w:i w:val="0"/>
-          <w:sz w:val="22"/>
-        </w:rPr>
-        <w:t>Amerikadakılar da daxil olmaqla bəzi inkişaf etmiş cəmiyyətlər nəqliyyat təkəri olmadan tərəqqi edib</w:t>
+        <w:t>Amerikadakı bəzi mürəkkəb cəmiyyətlər də daxil olmaqla, bir sıra sivilizasiyalar təkərli nəqliyyatsız inkişaf etmişdi.</w:t>
       </w:r>
     </w:p>
     <w:p>
       <w:pPr>
         <w:pStyle w:val="ListBullet"/>
+        <w:widowControl/>
       </w:pPr>
       <w:r>
-        <w:rPr>
-          <w:rFonts w:ascii="Calibri" w:hAnsi="Calibri" w:eastAsia="Calibri"/>
-          <w:b w:val="0"/>
-          <w:i w:val="0"/>
-          <w:sz w:val="22"/>
-        </w:rPr>
-        <w:t>Fırlanma prinsipi sonralar dişli çarxların, turbinlərin və mühərriklərin əsasını təşkil edib</w:t>
+        <w:t>Fırlanma sonralar dişli çarxların, turbinlərin və mühərriklərin işinin əsasına çevrildi.</w:t>
       </w:r>
     </w:p>
     <w:p>
       <w:pPr>
-        <w:spacing w:before="240" w:after="120"/>
+        <w:pStyle w:val="Heading1"/>
+        <w:widowControl/>
       </w:pPr>
       <w:r>
-        <w:rPr>
-          <w:rFonts w:ascii="Calibri" w:hAnsi="Calibri" w:eastAsia="Calibri"/>
-          <w:b/>
-          <w:i w:val="0"/>
-          <w:color w:val="004E8C"/>
-          <w:sz w:val="28"/>
-        </w:rPr>
-        <w:t>Bu nədir və necə işləyir?</w:t>
+        <w:t>Bu nədir</w:t>
       </w:r>
     </w:p>
     <w:p>
       <w:pPr>
-        <w:spacing w:after="160" w:line="276" w:lineRule="auto"/>
+        <w:widowControl/>
       </w:pPr>
       <w:r>
-        <w:rPr>
-          <w:rFonts w:ascii="Calibri" w:hAnsi="Calibri" w:eastAsia="Calibri"/>
-          <w:b w:val="0"/>
-          <w:i w:val="0"/>
-          <w:sz w:val="22"/>
-        </w:rPr>
-        <w:t>Təkər mərkəzi ətrafında fırlanan disk və ya halqadır. Təkbaşına o, sadəcə həndəsi formadır. Əsl faydalı ixtira təkər və ox sistemidir: disk yük daşıyarkən və ya aləti hərəkətə gətirərkən onun sərbəst fırlanmasına imkan verən oxla birləşdirilir. Bu sadə quruluş xizəklə yük sürükləməklə müqayisədə sürtünməni azaldır. Ağır kisəni yer üzündə sürüməklə arabada daşımaq arasındakı fərqi yaradan məhz oxdur. Eyni prinsip sonralar bloklarda, dişli çarxlarda, su çarxlarında və ətalət çarxlarında tətbiq olundu.</w:t>
+        <w:t>Təkər mərkəzi ətrafında fırlanan disk və ya çənbərdir. Təkbaşına o, sadəcə bir formadır. Faydalı ixtira təkərlə oxun birləşməsidir: ox diskin yük daşıyarkən və ya aləti hərəkətə gətirərkən fırlanmasına imkan verən mildir. Bu birləşmə yükü xizəklə sürüməklə müqayisədə sürtünməni azaldır. Ağır kisəni yerdə sürüməklə arabada aparmağı müqayisə edin: ox işin asanlaşmasında mühüm rol oynayır. Eyni prinsipə sonralar bloklarda, dişli çarxlarda, su çarxlarında və nazim çarxlarda rast gəlinir.</w:t>
       </w:r>
     </w:p>
     <w:p>
       <w:pPr>
-        <w:spacing w:before="240" w:after="120"/>
+        <w:pStyle w:val="Heading1"/>
+        <w:widowControl/>
       </w:pPr>
       <w:r>
-        <w:rPr>
-          <w:rFonts w:ascii="Calibri" w:hAnsi="Calibri" w:eastAsia="Calibri"/>
-          <w:b/>
-          <w:i w:val="0"/>
-          <w:color w:val="004E8C"/>
-          <w:sz w:val="28"/>
-        </w:rPr>
-        <w:t>Kim kəşf və ya ixtira edib?</w:t>
+        <w:t>Kim kəşf edib və ya yaradıb</w:t>
       </w:r>
     </w:p>
     <w:p>
       <w:pPr>
-        <w:spacing w:after="160" w:line="276" w:lineRule="auto"/>
+        <w:widowControl/>
       </w:pPr>
       <w:r>
-        <w:rPr>
-          <w:rFonts w:ascii="Calibri" w:hAnsi="Calibri" w:eastAsia="Calibri"/>
-          <w:b w:val="0"/>
-          <w:i w:val="0"/>
-          <w:sz w:val="22"/>
-        </w:rPr>
-        <w:t>Təkərin konkret bir ixtiraçısı məlum deyil. Təkərli nəqliyyat vasitələrinin ən qədim aydın nümunələri e.ə. IV minillikdə Mesopotamiyada, Cənub-Qərbi Asiyanın qonşu bölgələrində və Avrasiya çöllərində meydana çıxır. Bəzi ərazilərdə gili formalaşdırmaq üçün işlədilən dulus çarxının daha əvvəl yarandığı güman edilir. Müxtəlif icmalar bu ideyaya bir-birindən asılı olmadan gəlmiş ola bilərlər. İnsanlar arasında yayılan məşhur bir ad deyil, sənətkarlıq bacarığı idi.</w:t>
+        <w:t>Təkərin fərdi ixtiraçısı məlum deyil. Ən erkən aydın təkərli nəqliyyat nümunələri e.ə. IV minillikdə Mesopotamiyada, Cənub-Qərbi Asiyanın qonşu bölgələrində və Avrasiya çöllərində görünür. Gilə forma vermək üçün işlədilən dulus çarxının bəzi yerlərdə daha əvvəl yarandığı düşünülür. Ayrı-ayrı icmalar bu fikrə bir-birindən asılı olmayaraq gəlmiş ola bilər. Yayılan məşhur bir şəxsin adı deyil, sənətkarlıq bacarığı idi.</w:t>
       </w:r>
     </w:p>
     <w:p>
       <w:pPr>
-        <w:spacing w:before="240" w:after="120"/>
+        <w:pStyle w:val="Heading1"/>
+        <w:widowControl/>
       </w:pPr>
       <w:r>
-        <w:rPr>
-          <w:rFonts w:ascii="Calibri" w:hAnsi="Calibri" w:eastAsia="Calibri"/>
-          <w:b/>
-          <w:i w:val="0"/>
-          <w:color w:val="004E8C"/>
-          <w:sz w:val="28"/>
-        </w:rPr>
-        <w:t>Nə vaxt və necə yaranıb?</w:t>
+        <w:t>Nə vaxt və necə yaranıb</w:t>
       </w:r>
     </w:p>
     <w:p>
       <w:pPr>
-        <w:spacing w:after="160" w:line="276" w:lineRule="auto"/>
+        <w:widowControl/>
       </w:pPr>
       <w:r>
-        <w:rPr>
-          <w:rFonts w:ascii="Calibri" w:hAnsi="Calibri" w:eastAsia="Calibri"/>
-          <w:b w:val="0"/>
-          <w:i w:val="0"/>
-          <w:sz w:val="22"/>
-        </w:rPr>
-        <w:t>E.ə. təxminən 3500-cü ilə aid təsvirlər və arxeoloji qalıqlar Mesopotamiyada araba və yük arabalarının istifadə edildiyini göstərir. Bəzi arxeoloji ardıcıllıqlarda dulus çarxı daha erkən tarixlərə aid edilir, lakin bu məsələ hələ də müzakirə olunur. Təkər qoşqu heyvanlarının olduğu və torpağın nisbətən bərk qaldığı ərazilərdə daha səmərəli idi. Amerikada və Afrikanın böyük hissəsində isə insanlar qayıqlardan, yük heyvanlarından və ya insan əməyindən istifadə etməklə təkərli nəqliyyat olmadan da yüksək inkişaf etmiş sivilizasiyalar qurdular. Təkər dahiyanə ixtira idi, lakin tarixi inkişafın qaçılmaz nəticəsi deyildi.</w:t>
+        <w:t>Təxminən e.ə. 3500-cü ilə aid təsvirlər və qalıqlar Mesopotamiyada arabaların olduğunu göstərir. Bəzi arxeoloji ardıcıllıqlarda dulus çarxı daha erkən tarixləndirilir; bu tarixlər hələ də müzakirə olunur. Təkər qoşqu heyvanlarının olduğu və torpağın nisbətən bərk olduğu yerlərdə daha əlverişli idi. Amerikada və Afrikanın böyük hissəsində insanlar qayıqlardan, yük heyvanlarından və insan əməyindən istifadə edərək zəngin sivilizasiyalar qurmuşdular. Təkər uğurlu bir ixtira idi, amma hər cəmiyyətin mütləq keçməli olduğu mərhələ deyildi.</w:t>
       </w:r>
     </w:p>
     <w:p>
       <w:pPr>
-        <w:spacing w:before="240" w:after="120"/>
+        <w:pStyle w:val="Heading1"/>
+        <w:widowControl/>
       </w:pPr>
       <w:r>
-        <w:rPr>
-          <w:rFonts w:ascii="Calibri" w:hAnsi="Calibri" w:eastAsia="Calibri"/>
-          <w:b/>
-          <w:i w:val="0"/>
-          <w:color w:val="004E8C"/>
-          <w:sz w:val="28"/>
-        </w:rPr>
-        <w:t>Elmi əhəmiyyəti</w:t>
+        <w:t>Elm üçün əhəmiyyəti</w:t>
       </w:r>
     </w:p>
     <w:p>
       <w:pPr>
-        <w:spacing w:after="160" w:line="276" w:lineRule="auto"/>
+        <w:widowControl/>
       </w:pPr>
       <w:r>
-        <w:rPr>
-          <w:rFonts w:ascii="Calibri" w:hAnsi="Calibri" w:eastAsia="Calibri"/>
-          <w:b w:val="0"/>
-          <w:i w:val="0"/>
-          <w:sz w:val="22"/>
-        </w:rPr>
-        <w:t>Elmi baxımdan təkər və ox sistemi kiçik fırladıcı qüvvəni faydalı hərəkətə çevirməyə və ya ağır yükü daha az qüvvə ilə diyirlətməyə imkan verir. Bu quruluş mexaniki üstünlük və fırlanma prinsiplərini nümayiş etdirir; sonralar fizika həmin anlayışları dəqiq şəkildə izah etdi. İnsanlar fırlanan oxdan istifadə etməyi bacardıqdan sonra taxıl üyütmək, su qaldırmaq, çox sonralar isə saatların işini tənzimləmək və fabrik mexanizmlərini hərəkətə gətirmək mümkün oldu.</w:t>
+        <w:t>Təkər və ox kiçik fırladıcı qüvvəni faydalı hərəkətə çevirməyə və ya ağır yükü daha az zəhmətlə diyirlətməyə imkan verir. Bu mexanizm sonralar fizikanın dəqiq izah etdiyi qüvvə qolu və fırlanma prinsiplərini göstərir. İnsanlar mili fırlatmağı öyrəndikdən sonra taxıl üyütmək, su qaldırmaq, daha sonra saat mexanizmlərini və fabrik avadanlıqlarını işlətmək mümkün oldu.</w:t>
       </w:r>
     </w:p>
     <w:p>
       <w:pPr>
-        <w:spacing w:before="240" w:after="120"/>
+        <w:pStyle w:val="Heading1"/>
+        <w:widowControl/>
       </w:pPr>
       <w:r>
-        <w:rPr>
-          <w:rFonts w:ascii="Calibri" w:hAnsi="Calibri" w:eastAsia="Calibri"/>
-          <w:b/>
-          <w:i w:val="0"/>
-          <w:color w:val="004E8C"/>
-          <w:sz w:val="28"/>
-        </w:rPr>
         <w:t>Sonrakı inkişafa təsiri</w:t>
       </w:r>
     </w:p>
     <w:p>
       <w:pPr>
-        <w:spacing w:after="160" w:line="276" w:lineRule="auto"/>
+        <w:widowControl/>
       </w:pPr>
       <w:r>
-        <w:rPr>
-          <w:rFonts w:ascii="Calibri" w:hAnsi="Calibri" w:eastAsia="Calibri"/>
-          <w:b w:val="0"/>
-          <w:i w:val="0"/>
-          <w:sz w:val="22"/>
-        </w:rPr>
-        <w:t>Arabalar quru ticarətinin və yeni müharibə üsullarının inkişafına yol açdı. Fırlanma prinsipi dəyirmanın, əyirici milin, torna dəzgahının və sentrifuqanın yaranmasına gətirib çıxardı. Bir-birini hərəkətə gətirən dişli çarxlar saatların, sonralar isə mühərriklərin hazırlanmasını mümkün etdi. Buxar turbinləri, avtomobillərin ötürücü sistemləri, reaktiv mühərriklər və sərt disklərin elektrik mühərrikləri bu gün də idarə olunan fırlanma prinsipinə əsaslanır. Qədim araba təkəri ilə müasir turbini eyni ideya birləşdirir.</w:t>
+        <w:t>Arabalar quru ticarətini və yeni müharibə üsullarını inkişaf etdirdi. Fırlanma prinsipindən dəyirman, iy, torna dəzgahı və sentrifuqa yarandı. Bir-birini fırladan dişli çarxlar saatların və sonralar mühərriklərin hazırlanmasına imkan verdi. Buxar turbinləri, avtomobillərin ötürücü mexanizmləri, reaktiv mühərriklər və sərt disk mühərrikləri də idarə olunan fırlanmadan asılıdır. Qədim araba təkəri ilə müasir turbin eyni əsas fikrə söykənir.</w:t>
       </w:r>
     </w:p>
     <w:p>
       <w:pPr>
-        <w:spacing w:before="240" w:after="120"/>
+        <w:pStyle w:val="Heading1"/>
+        <w:widowControl/>
       </w:pPr>
       <w:r>
-        <w:rPr>
-          <w:rFonts w:ascii="Calibri" w:hAnsi="Calibri" w:eastAsia="Calibri"/>
-          <w:b/>
-          <w:i w:val="0"/>
-          <w:color w:val="004E8C"/>
-          <w:sz w:val="28"/>
-        </w:rPr>
-        <w:t>İnsan həyatını necə dəyişdi?</w:t>
+        <w:t>İnsan həyatını necə dəyişib</w:t>
       </w:r>
     </w:p>
     <w:p>
       <w:pPr>
-        <w:spacing w:after="160" w:line="276" w:lineRule="auto"/>
+        <w:widowControl/>
       </w:pPr>
       <w:r>
-        <w:rPr>
-          <w:rFonts w:ascii="Calibri" w:hAnsi="Calibri" w:eastAsia="Calibri"/>
-          <w:b w:val="0"/>
-          <w:i w:val="0"/>
-          <w:sz w:val="22"/>
-        </w:rPr>
-        <w:t>Təkərli nəqliyyat ərzağın, malların və insanların daşınmasına sərf olunan vaxtı və xərci azaltdı, imperiyaların və bazarların böyüməsinə kömək etdi. Gündəlik həyatda bunun davamını arabalarda, velosipedlərdə, avtomobillərdə və qatarlarda görürük. Təkər yolların salınmasını sürətləndirdi, lakin qəzalar, sonralar isə tıxac və çirklənmə kimi problemlər də yaratdı. Bununla belə, mətbəxdə və zavodda işləyən mexanizmlərin demək olar ki, hamısı sərbəst fırlanan ilk təkərin uzaq davamçılarıdır.</w:t>
+        <w:t>Təkərli nəqliyyat ərzağın, malların və insanların daşınmasına sərf olunan vaxtı və xərci azaltdı. Dövlətlərin və bazarların böyüməsinə kömək etdi. Gündəlik həyatımızda arabalar, velosipedlər, avtomobillər və qatarlar bunun davamıdır. Bununla yanaşı, yollar, qəzalar, daha sonra tıxaclar və çirklənmə də yarandı. Yenə də mətbəxdə və ya fabrikdə işləyən maşınların çoxunda ilk sərbəst fırlanan təkərin ideyası yaşayır.</w:t>
       </w:r>
     </w:p>
     <w:p>
       <w:pPr>
-        <w:spacing w:before="240" w:after="120"/>
+        <w:pStyle w:val="Heading1"/>
+        <w:widowControl/>
       </w:pPr>
       <w:r>
-        <w:rPr>
-          <w:rFonts w:ascii="Calibri" w:hAnsi="Calibri" w:eastAsia="Calibri"/>
-          <w:b/>
-          <w:i w:val="0"/>
-          <w:color w:val="004E8C"/>
-          <w:sz w:val="28"/>
-        </w:rPr>
         <w:t>Mənbələr və istinadlar</w:t>
       </w:r>
     </w:p>
     <w:p>
       <w:pPr>
-        <w:spacing w:before="240" w:after="120"/>
+        <w:pStyle w:val="Heading2"/>
+        <w:widowControl/>
       </w:pPr>
       <w:r>
         <w:rPr>
-          <w:rFonts w:ascii="Calibri" w:hAnsi="Calibri" w:eastAsia="Calibri"/>
-          <w:b/>
-          <w:i w:val="0"/>
-          <w:color w:val="004E8C"/>
-          <w:sz w:val="24"/>
+          <w:sz w:val="20"/>
         </w:rPr>
-        <w:t>A. Kitablar və əsas elmi əsərlər</w:t>
+        <w:t>A Kitablar və əsas elmi əsərlər</w:t>
       </w:r>
     </w:p>
     <w:p>
       <w:pPr>
-        <w:spacing w:after="80"/>
-        <w:ind w:left="360"/>
+        <w:widowControl/>
       </w:pPr>
       <w:r>
         <w:rPr>
-          <w:rFonts w:ascii="Calibri" w:hAnsi="Calibri" w:eastAsia="Calibri"/>
-          <w:b w:val="0"/>
-          <w:i w:val="0"/>
-          <w:sz w:val="22"/>
+          <w:sz w:val="20"/>
         </w:rPr>
         <w:t>1. McClellan, James E., and Harold Dorn. Science and Technology in World History. 3rd ed. Baltimore: Johns Hopkins University Press, 2015.</w:t>
       </w:r>
     </w:p>
     <w:p>
       <w:pPr>
-        <w:spacing w:before="240" w:after="120"/>
+        <w:pStyle w:val="Heading2"/>
+        <w:widowControl/>
       </w:pPr>
       <w:r>
         <w:rPr>
-          <w:rFonts w:ascii="Calibri" w:hAnsi="Calibri" w:eastAsia="Calibri"/>
-          <w:b/>
-          <w:i w:val="0"/>
-          <w:color w:val="004E8C"/>
-          <w:sz w:val="24"/>
+          <w:sz w:val="20"/>
         </w:rPr>
-        <w:t>C. Təşkilatların materialları və ensiklopedik mənbələr</w:t>
+        <w:t>C Qurumların materialları və ensiklopedik mənbələr</w:t>
       </w:r>
     </w:p>
     <w:p>
       <w:pPr>
-        <w:spacing w:after="80"/>
-        <w:ind w:left="360"/>
+        <w:widowControl/>
       </w:pPr>
       <w:r>
         <w:rPr>
-          <w:rFonts w:ascii="Calibri" w:hAnsi="Calibri" w:eastAsia="Calibri"/>
-          <w:b w:val="0"/>
-          <w:i w:val="0"/>
-          <w:sz w:val="22"/>
+          <w:sz w:val="20"/>
         </w:rPr>
-        <w:t>1. Encyclopaedia Britannica. “Wheel” (“Təkər”).</w:t>
-      </w:r>
-      <w:r>
-        <w:rPr>
-          <w:rFonts w:ascii="Calibri" w:hAnsi="Calibri" w:eastAsia="Calibri"/>
-          <w:b w:val="0"/>
-          <w:i w:val="0"/>
-          <w:sz w:val="22"/>
-        </w:rPr>
-        <w:t xml:space="preserve"> </w:t>
+        <w:t xml:space="preserve">1. Encyclopaedia Britannica. 'Wheel.' </w:t>
       </w:r>
       <w:hyperlink r:id="rId9">
         <w:r>
           <w:rPr>
-            <w:rFonts w:ascii="Calibri" w:hAnsi="Calibri" w:eastAsia="Calibri"/>
-            <w:b w:val="0"/>
-            <w:i w:val="0"/>
-            <w:sz w:val="22"/>
-            <w:color w:val="0563C1"/>
-            <w:u w:val="single"/>
+            <w:sz w:val="20"/>
           </w:rPr>
           <w:t>https://www.britannica.com/technology/wheel</w:t>
         </w:r>
       </w:hyperlink>
-    </w:p>
-    <w:p>
-      <w:pPr>
-        <w:spacing w:before="240" w:after="120"/>
-      </w:pPr>
       <w:r>
         <w:rPr>
-          <w:rFonts w:ascii="Calibri" w:hAnsi="Calibri" w:eastAsia="Calibri"/>
-          <w:b/>
-          <w:i w:val="0"/>
-          <w:color w:val="004E8C"/>
-          <w:sz w:val="24"/>
+          <w:sz w:val="20"/>
         </w:rPr>
-        <w:t>J. Mətbuat, populyar elmi və ümumi məlumat mənbələri</w:t>
       </w:r>
     </w:p>
     <w:p>
       <w:pPr>
-        <w:spacing w:after="80"/>
-        <w:ind w:left="360"/>
+        <w:pStyle w:val="Heading2"/>
+        <w:widowControl/>
       </w:pPr>
       <w:r>
         <w:rPr>
-          <w:rFonts w:ascii="Calibri" w:hAnsi="Calibri" w:eastAsia="Calibri"/>
-          <w:b w:val="0"/>
-          <w:i w:val="0"/>
-          <w:sz w:val="22"/>
+          <w:sz w:val="20"/>
         </w:rPr>
-        <w:t>1. Smithsonian Magazine. “A Brief History of the Wheel” (“Təkərin qısa tarixi”).</w:t>
+        <w:t>J Mətbuat elmi kütləvi nəşrlər və ümumi mənbələr</w:t>
       </w:r>
+    </w:p>
+    <w:p>
+      <w:pPr>
+        <w:widowControl/>
+      </w:pPr>
       <w:r>
         <w:rPr>
-          <w:rFonts w:ascii="Calibri" w:hAnsi="Calibri" w:eastAsia="Calibri"/>
-          <w:b w:val="0"/>
-          <w:i w:val="0"/>
-          <w:sz w:val="22"/>
+          <w:sz w:val="20"/>
         </w:rPr>
-        <w:t xml:space="preserve"> </w:t>
+        <w:t xml:space="preserve">1. Smithsonian Magazine. 'A Brief History of the Wheel.' </w:t>
       </w:r>
       <w:hyperlink r:id="rId10">
         <w:r>
           <w:rPr>
-            <w:rFonts w:ascii="Calibri" w:hAnsi="Calibri" w:eastAsia="Calibri"/>
-            <w:b w:val="0"/>
-            <w:i w:val="0"/>
-            <w:sz w:val="22"/>
-            <w:color w:val="0563C1"/>
-            <w:u w:val="single"/>
+            <w:sz w:val="20"/>
           </w:rPr>
           <w:t>https://www.smithsonianmag.com/science-nature/a-brief-history-of-the-wheel-25544409/</w:t>
         </w:r>
       </w:hyperlink>
+      <w:r>
+        <w:rPr>
+          <w:sz w:val="20"/>
+        </w:rPr>
+      </w:r>
     </w:p>
     <w:sectPr>
-      <w:pgSz w:w="12240" w:h="15840"/>
-      <w:pgMar w:top="1296" w:right="1440" w:bottom="1296" w:left="1440" w:header="720" w:footer="720" w:gutter="0"/>
+      <w:footerReference w:type="default" r:id="rId11"/>
+      <w:pgSz w:w="11906" w:h="16838"/>
+      <w:pgMar w:top="1020" w:right="1134" w:bottom="1020" w:left="1134" w:header="720" w:footer="720" w:gutter="0"/>
       <w:cols w:space="720"/>
       <w:docGrid w:linePitch="360"/>
     </w:sectPr>
   </w:body>
 </w:document>
+</file>
+
+<file path=word/footer1.xml><?xml version="1.0" encoding="utf-8"?>
+<w:ftr xmlns:m="http://schemas.openxmlformats.org/officeDocument/2006/math" xmlns:mc="http://schemas.openxmlformats.org/markup-compatibility/2006" xmlns:mo="http://schemas.microsoft.com/office/mac/office/2008/main" xmlns:mv="urn:schemas-microsoft-com:mac:vml" xmlns:o="urn:schemas-microsoft-com:office:office" xmlns:r="http://schemas.openxmlformats.org/officeDocument/2006/relationships" xmlns:v="urn:schemas-microsoft-com:vml" xmlns:w10="urn:schemas-microsoft-com:office:word" xmlns:w14="http://schemas.microsoft.com/office/word/2010/wordml" xmlns:w="http://schemas.openxmlformats.org/wordprocessingml/2006/main" xmlns:wne="http://schemas.microsoft.com/office/word/2006/wordml" xmlns:wp14="http://schemas.microsoft.com/office/word/2010/wordprocessingDrawing" xmlns:wp="http://schemas.openxmlformats.org/drawingml/2006/wordprocessingDrawing" xmlns:wpc="http://schemas.microsoft.com/office/word/2010/wordprocessingCanvas" xmlns:wpg="http://schemas.microsoft.com/office/word/2010/wordprocessingGroup" xmlns:wpi="http://schemas.microsoft.com/office/word/2010/wordprocessingInk" xmlns:wps="http://schemas.microsoft.com/office/word/2010/wordprocessingShape" mc:Ignorable="w14 wp14">
+  <w:p>
+    <w:pPr>
+      <w:pStyle w:val="Footer"/>
+      <w:jc w:val="right"/>
+    </w:pPr>
+    <w:fldSimple w:instr="PAGE"/>
+  </w:p>
+</w:ftr>
 </file>
 
 <file path=word/numbering.xml><?xml version="1.0" encoding="utf-8"?>
@@ -686,7 +534,7 @@
   <w:docDefaults>
     <w:rPrDefault>
       <w:rPr>
-        <w:rFonts w:asciiTheme="minorHAnsi" w:eastAsiaTheme="minorEastAsia" w:hAnsiTheme="minorHAnsi" w:cstheme="minorBidi"/>
+        <w:rFonts/>
         <w:sz w:val="22"/>
         <w:szCs w:val="22"/>
         <w:lang w:val="en-US" w:eastAsia="en-US" w:bidi="ar-SA"/>
@@ -841,6 +689,15 @@
     <w:name w:val="Normal"/>
     <w:qFormat/>
     <w:rsid w:val="00FC693F"/>
+    <w:pPr>
+      <w:spacing w:after="120" w:line="259" w:lineRule="auto"/>
+    </w:pPr>
+    <w:rPr>
+      <w:rFonts w:ascii="Times New Roman" w:hAnsi="Times New Roman"/>
+      <w:color w:val="000000"/>
+      <w:sz w:val="24"/>
+      <w:lang w:val="az-Latn-AZ"/>
+    </w:rPr>
   </w:style>
   <w:style w:type="paragraph" w:styleId="Header">
     <w:name w:val="header"/>
@@ -897,16 +754,17 @@
     <w:pPr>
       <w:keepNext/>
       <w:keepLines/>
-      <w:spacing w:before="480" w:after="0"/>
+      <w:spacing w:before="480" w:after="120" w:line="259" w:lineRule="auto"/>
       <w:outlineLvl w:val="0"/>
     </w:pPr>
     <w:rPr>
-      <w:rFonts w:asciiTheme="majorHAnsi" w:eastAsiaTheme="majorEastAsia" w:hAnsiTheme="majorHAnsi" w:cstheme="majorBidi"/>
+      <w:rFonts w:ascii="Times New Roman" w:hAnsi="Times New Roman"/>
       <w:b/>
       <w:bCs/>
-      <w:color w:val="365F91" w:themeColor="accent1" w:themeShade="BF"/>
-      <w:sz w:val="28"/>
+      <w:color w:val="000000"/>
+      <w:sz w:val="26"/>
       <w:szCs w:val="28"/>
+      <w:lang w:val="az-Latn-AZ"/>
     </w:rPr>
   </w:style>
   <w:style w:type="paragraph" w:styleId="Heading2">
@@ -921,16 +779,17 @@
     <w:pPr>
       <w:keepNext/>
       <w:keepLines/>
-      <w:spacing w:before="200" w:after="0"/>
+      <w:spacing w:before="200" w:after="120" w:line="259" w:lineRule="auto"/>
       <w:outlineLvl w:val="1"/>
     </w:pPr>
     <w:rPr>
-      <w:rFonts w:asciiTheme="majorHAnsi" w:eastAsiaTheme="majorEastAsia" w:hAnsiTheme="majorHAnsi" w:cstheme="majorBidi"/>
+      <w:rFonts w:ascii="Times New Roman" w:hAnsi="Times New Roman"/>
       <w:b/>
       <w:bCs/>
-      <w:color w:val="4F81BD" w:themeColor="accent1"/>
+      <w:color w:val="000000"/>
       <w:sz w:val="26"/>
       <w:szCs w:val="26"/>
+      <w:lang w:val="az-Latn-AZ"/>
     </w:rPr>
   </w:style>
   <w:style w:type="paragraph" w:styleId="Heading3">
@@ -949,7 +808,7 @@
       <w:outlineLvl w:val="2"/>
     </w:pPr>
     <w:rPr>
-      <w:rFonts w:asciiTheme="majorHAnsi" w:eastAsiaTheme="majorEastAsia" w:hAnsiTheme="majorHAnsi" w:cstheme="majorBidi"/>
+      <w:rFonts/>
       <w:b/>
       <w:bCs/>
       <w:color w:val="4F81BD" w:themeColor="accent1"/>
@@ -972,7 +831,7 @@
       <w:outlineLvl w:val="3"/>
     </w:pPr>
     <w:rPr>
-      <w:rFonts w:asciiTheme="majorHAnsi" w:eastAsiaTheme="majorEastAsia" w:hAnsiTheme="majorHAnsi" w:cstheme="majorBidi"/>
+      <w:rFonts/>
       <w:b/>
       <w:bCs/>
       <w:i/>
@@ -997,7 +856,7 @@
       <w:outlineLvl w:val="4"/>
     </w:pPr>
     <w:rPr>
-      <w:rFonts w:asciiTheme="majorHAnsi" w:eastAsiaTheme="majorEastAsia" w:hAnsiTheme="majorHAnsi" w:cstheme="majorBidi"/>
+      <w:rFonts/>
       <w:color w:val="243F60" w:themeColor="accent1" w:themeShade="7F"/>
     </w:rPr>
   </w:style>
@@ -1018,7 +877,7 @@
       <w:outlineLvl w:val="5"/>
     </w:pPr>
     <w:rPr>
-      <w:rFonts w:asciiTheme="majorHAnsi" w:eastAsiaTheme="majorEastAsia" w:hAnsiTheme="majorHAnsi" w:cstheme="majorBidi"/>
+      <w:rFonts/>
       <w:i/>
       <w:iCs/>
       <w:color w:val="243F60" w:themeColor="accent1" w:themeShade="7F"/>
@@ -1041,7 +900,7 @@
       <w:outlineLvl w:val="6"/>
     </w:pPr>
     <w:rPr>
-      <w:rFonts w:asciiTheme="majorHAnsi" w:eastAsiaTheme="majorEastAsia" w:hAnsiTheme="majorHAnsi" w:cstheme="majorBidi"/>
+      <w:rFonts/>
       <w:i/>
       <w:iCs/>
       <w:color w:val="404040" w:themeColor="text1" w:themeTint="BF"/>
@@ -1064,7 +923,7 @@
       <w:outlineLvl w:val="7"/>
     </w:pPr>
     <w:rPr>
-      <w:rFonts w:asciiTheme="majorHAnsi" w:eastAsiaTheme="majorEastAsia" w:hAnsiTheme="majorHAnsi" w:cstheme="majorBidi"/>
+      <w:rFonts/>
       <w:color w:val="4F81BD" w:themeColor="accent1"/>
       <w:sz w:val="20"/>
       <w:szCs w:val="20"/>
@@ -1087,7 +946,7 @@
       <w:outlineLvl w:val="8"/>
     </w:pPr>
     <w:rPr>
-      <w:rFonts w:asciiTheme="majorHAnsi" w:eastAsiaTheme="majorEastAsia" w:hAnsiTheme="majorHAnsi" w:cstheme="majorBidi"/>
+      <w:rFonts/>
       <w:i/>
       <w:iCs/>
       <w:color w:val="404040" w:themeColor="text1" w:themeTint="BF"/>
@@ -1138,7 +997,7 @@
     <w:uiPriority w:val="9"/>
     <w:rsid w:val="00FC693F"/>
     <w:rPr>
-      <w:rFonts w:asciiTheme="majorHAnsi" w:eastAsiaTheme="majorEastAsia" w:hAnsiTheme="majorHAnsi" w:cstheme="majorBidi"/>
+      <w:rFonts/>
       <w:b/>
       <w:bCs/>
       <w:color w:val="365F91" w:themeColor="accent1" w:themeShade="BF"/>
@@ -1153,7 +1012,7 @@
     <w:uiPriority w:val="9"/>
     <w:rsid w:val="00FC693F"/>
     <w:rPr>
-      <w:rFonts w:asciiTheme="majorHAnsi" w:eastAsiaTheme="majorEastAsia" w:hAnsiTheme="majorHAnsi" w:cstheme="majorBidi"/>
+      <w:rFonts/>
       <w:b/>
       <w:bCs/>
       <w:color w:val="4F81BD" w:themeColor="accent1"/>
@@ -1168,7 +1027,7 @@
     <w:uiPriority w:val="9"/>
     <w:rsid w:val="00FC693F"/>
     <w:rPr>
-      <w:rFonts w:asciiTheme="majorHAnsi" w:eastAsiaTheme="majorEastAsia" w:hAnsiTheme="majorHAnsi" w:cstheme="majorBidi"/>
+      <w:rFonts/>
       <w:b/>
       <w:bCs/>
       <w:color w:val="4F81BD" w:themeColor="accent1"/>
@@ -1183,19 +1042,17 @@
     <w:qFormat/>
     <w:rsid w:val="00FC693F"/>
     <w:pPr>
-      <w:pBdr>
-        <w:bottom w:val="single" w:sz="8" w:space="4" w:color="4F81BD" w:themeColor="accent1"/>
-      </w:pBdr>
-      <w:spacing w:after="300" w:line="240" w:lineRule="auto"/>
+      <w:spacing w:after="120" w:line="259" w:lineRule="auto"/>
       <w:contextualSpacing/>
     </w:pPr>
     <w:rPr>
-      <w:rFonts w:asciiTheme="majorHAnsi" w:eastAsiaTheme="majorEastAsia" w:hAnsiTheme="majorHAnsi" w:cstheme="majorBidi"/>
-      <w:color w:val="17365D" w:themeColor="text2" w:themeShade="BF"/>
+      <w:rFonts w:ascii="Times New Roman" w:hAnsi="Times New Roman"/>
+      <w:color w:val="000000"/>
       <w:spacing w:val="5"/>
       <w:kern w:val="28"/>
-      <w:sz w:val="52"/>
+      <w:sz w:val="40"/>
       <w:szCs w:val="52"/>
+      <w:lang w:val="az-Latn-AZ"/>
     </w:rPr>
   </w:style>
   <w:style w:type="character" w:customStyle="1" w:styleId="TitleChar">
@@ -1205,7 +1062,7 @@
     <w:uiPriority w:val="10"/>
     <w:rsid w:val="00FC693F"/>
     <w:rPr>
-      <w:rFonts w:asciiTheme="majorHAnsi" w:eastAsiaTheme="majorEastAsia" w:hAnsiTheme="majorHAnsi" w:cstheme="majorBidi"/>
+      <w:rFonts/>
       <w:color w:val="17365D" w:themeColor="text2" w:themeShade="BF"/>
       <w:spacing w:val="5"/>
       <w:kern w:val="28"/>
@@ -1227,7 +1084,7 @@
       </w:numPr>
     </w:pPr>
     <w:rPr>
-      <w:rFonts w:asciiTheme="majorHAnsi" w:eastAsiaTheme="majorEastAsia" w:hAnsiTheme="majorHAnsi" w:cstheme="majorBidi"/>
+      <w:rFonts/>
       <w:i/>
       <w:iCs/>
       <w:color w:val="4F81BD" w:themeColor="accent1"/>
@@ -1243,7 +1100,7 @@
     <w:uiPriority w:val="11"/>
     <w:rsid w:val="00FC693F"/>
     <w:rPr>
-      <w:rFonts w:asciiTheme="majorHAnsi" w:eastAsiaTheme="majorEastAsia" w:hAnsiTheme="majorHAnsi" w:cstheme="majorBidi"/>
+      <w:rFonts/>
       <w:i/>
       <w:iCs/>
       <w:color w:val="4F81BD" w:themeColor="accent1"/>
@@ -1368,8 +1225,15 @@
       <w:numPr>
         <w:numId w:val="1"/>
       </w:numPr>
+      <w:spacing w:after="120" w:line="259" w:lineRule="auto"/>
       <w:contextualSpacing/>
     </w:pPr>
+    <w:rPr>
+      <w:rFonts w:ascii="Times New Roman" w:hAnsi="Times New Roman"/>
+      <w:color w:val="000000"/>
+      <w:sz w:val="24"/>
+      <w:lang w:val="az-Latn-AZ"/>
+    </w:rPr>
   </w:style>
   <w:style w:type="paragraph" w:styleId="ListBullet2">
     <w:name w:val="List Bullet 2"/>
@@ -1541,7 +1405,7 @@
     <w:semiHidden/>
     <w:rsid w:val="00FC693F"/>
     <w:rPr>
-      <w:rFonts w:asciiTheme="majorHAnsi" w:eastAsiaTheme="majorEastAsia" w:hAnsiTheme="majorHAnsi" w:cstheme="majorBidi"/>
+      <w:rFonts/>
       <w:b/>
       <w:bCs/>
       <w:i/>
@@ -1557,7 +1421,7 @@
     <w:semiHidden/>
     <w:rsid w:val="00FC693F"/>
     <w:rPr>
-      <w:rFonts w:asciiTheme="majorHAnsi" w:eastAsiaTheme="majorEastAsia" w:hAnsiTheme="majorHAnsi" w:cstheme="majorBidi"/>
+      <w:rFonts/>
       <w:color w:val="243F60" w:themeColor="accent1" w:themeShade="7F"/>
     </w:rPr>
   </w:style>
@@ -1569,7 +1433,7 @@
     <w:semiHidden/>
     <w:rsid w:val="00FC693F"/>
     <w:rPr>
-      <w:rFonts w:asciiTheme="majorHAnsi" w:eastAsiaTheme="majorEastAsia" w:hAnsiTheme="majorHAnsi" w:cstheme="majorBidi"/>
+      <w:rFonts/>
       <w:i/>
       <w:iCs/>
       <w:color w:val="243F60" w:themeColor="accent1" w:themeShade="7F"/>
@@ -1583,7 +1447,7 @@
     <w:semiHidden/>
     <w:rsid w:val="00FC693F"/>
     <w:rPr>
-      <w:rFonts w:asciiTheme="majorHAnsi" w:eastAsiaTheme="majorEastAsia" w:hAnsiTheme="majorHAnsi" w:cstheme="majorBidi"/>
+      <w:rFonts/>
       <w:i/>
       <w:iCs/>
       <w:color w:val="404040" w:themeColor="text1" w:themeTint="BF"/>
@@ -1597,7 +1461,7 @@
     <w:semiHidden/>
     <w:rsid w:val="00FC693F"/>
     <w:rPr>
-      <w:rFonts w:asciiTheme="majorHAnsi" w:eastAsiaTheme="majorEastAsia" w:hAnsiTheme="majorHAnsi" w:cstheme="majorBidi"/>
+      <w:rFonts/>
       <w:color w:val="4F81BD" w:themeColor="accent1"/>
       <w:sz w:val="20"/>
       <w:szCs w:val="20"/>
@@ -1611,7 +1475,7 @@
     <w:semiHidden/>
     <w:rsid w:val="00FC693F"/>
     <w:rPr>
-      <w:rFonts w:asciiTheme="majorHAnsi" w:eastAsiaTheme="majorEastAsia" w:hAnsiTheme="majorHAnsi" w:cstheme="majorBidi"/>
+      <w:rFonts/>
       <w:i/>
       <w:iCs/>
       <w:color w:val="404040" w:themeColor="text1" w:themeTint="BF"/>
@@ -1670,9 +1534,6 @@
     <w:qFormat/>
     <w:rsid w:val="00FC693F"/>
     <w:pPr>
-      <w:pBdr>
-        <w:bottom w:val="single" w:sz="4" w:space="4" w:color="4F81BD" w:themeColor="accent1"/>
-      </w:pBdr>
       <w:spacing w:before="200" w:after="280"/>
       <w:ind w:left="936" w:right="936"/>
     </w:pPr>
@@ -3200,7 +3061,7 @@
         <w:spacing w:before="0" w:after="0" w:line="240" w:lineRule="auto"/>
       </w:pPr>
       <w:rPr>
-        <w:rFonts w:asciiTheme="majorHAnsi" w:eastAsiaTheme="majorEastAsia" w:hAnsiTheme="majorHAnsi" w:cstheme="majorBidi"/>
+        <w:rFonts/>
         <w:b/>
         <w:bCs/>
       </w:rPr>
@@ -3221,7 +3082,7 @@
         <w:spacing w:before="0" w:after="0" w:line="240" w:lineRule="auto"/>
       </w:pPr>
       <w:rPr>
-        <w:rFonts w:asciiTheme="majorHAnsi" w:eastAsiaTheme="majorEastAsia" w:hAnsiTheme="majorHAnsi" w:cstheme="majorBidi"/>
+        <w:rFonts/>
         <w:b/>
         <w:bCs/>
       </w:rPr>
@@ -3239,14 +3100,14 @@
     </w:tblStylePr>
     <w:tblStylePr w:type="firstCol">
       <w:rPr>
-        <w:rFonts w:asciiTheme="majorHAnsi" w:eastAsiaTheme="majorEastAsia" w:hAnsiTheme="majorHAnsi" w:cstheme="majorBidi"/>
+        <w:rFonts/>
         <w:b/>
         <w:bCs/>
       </w:rPr>
     </w:tblStylePr>
     <w:tblStylePr w:type="lastCol">
       <w:rPr>
-        <w:rFonts w:asciiTheme="majorHAnsi" w:eastAsiaTheme="majorEastAsia" w:hAnsiTheme="majorHAnsi" w:cstheme="majorBidi"/>
+        <w:rFonts/>
         <w:b/>
         <w:bCs/>
       </w:rPr>
@@ -3330,7 +3191,7 @@
         <w:spacing w:before="0" w:after="0" w:line="240" w:lineRule="auto"/>
       </w:pPr>
       <w:rPr>
-        <w:rFonts w:asciiTheme="majorHAnsi" w:eastAsiaTheme="majorEastAsia" w:hAnsiTheme="majorHAnsi" w:cstheme="majorBidi"/>
+        <w:rFonts/>
         <w:b/>
         <w:bCs/>
       </w:rPr>
@@ -3351,7 +3212,7 @@
         <w:spacing w:before="0" w:after="0" w:line="240" w:lineRule="auto"/>
       </w:pPr>
       <w:rPr>
-        <w:rFonts w:asciiTheme="majorHAnsi" w:eastAsiaTheme="majorEastAsia" w:hAnsiTheme="majorHAnsi" w:cstheme="majorBidi"/>
+        <w:rFonts/>
         <w:b/>
         <w:bCs/>
       </w:rPr>
@@ -3369,14 +3230,14 @@
     </w:tblStylePr>
     <w:tblStylePr w:type="firstCol">
       <w:rPr>
-        <w:rFonts w:asciiTheme="majorHAnsi" w:eastAsiaTheme="majorEastAsia" w:hAnsiTheme="majorHAnsi" w:cstheme="majorBidi"/>
+        <w:rFonts/>
         <w:b/>
         <w:bCs/>
       </w:rPr>
     </w:tblStylePr>
     <w:tblStylePr w:type="lastCol">
       <w:rPr>
-        <w:rFonts w:asciiTheme="majorHAnsi" w:eastAsiaTheme="majorEastAsia" w:hAnsiTheme="majorHAnsi" w:cstheme="majorBidi"/>
+        <w:rFonts/>
         <w:b/>
         <w:bCs/>
       </w:rPr>
@@ -3460,7 +3321,7 @@
         <w:spacing w:before="0" w:after="0" w:line="240" w:lineRule="auto"/>
       </w:pPr>
       <w:rPr>
-        <w:rFonts w:asciiTheme="majorHAnsi" w:eastAsiaTheme="majorEastAsia" w:hAnsiTheme="majorHAnsi" w:cstheme="majorBidi"/>
+        <w:rFonts/>
         <w:b/>
         <w:bCs/>
       </w:rPr>
@@ -3481,7 +3342,7 @@
         <w:spacing w:before="0" w:after="0" w:line="240" w:lineRule="auto"/>
       </w:pPr>
       <w:rPr>
-        <w:rFonts w:asciiTheme="majorHAnsi" w:eastAsiaTheme="majorEastAsia" w:hAnsiTheme="majorHAnsi" w:cstheme="majorBidi"/>
+        <w:rFonts/>
         <w:b/>
         <w:bCs/>
       </w:rPr>
@@ -3499,14 +3360,14 @@
     </w:tblStylePr>
     <w:tblStylePr w:type="firstCol">
       <w:rPr>
-        <w:rFonts w:asciiTheme="majorHAnsi" w:eastAsiaTheme="majorEastAsia" w:hAnsiTheme="majorHAnsi" w:cstheme="majorBidi"/>
+        <w:rFonts/>
         <w:b/>
         <w:bCs/>
       </w:rPr>
     </w:tblStylePr>
     <w:tblStylePr w:type="lastCol">
       <w:rPr>
-        <w:rFonts w:asciiTheme="majorHAnsi" w:eastAsiaTheme="majorEastAsia" w:hAnsiTheme="majorHAnsi" w:cstheme="majorBidi"/>
+        <w:rFonts/>
         <w:b/>
         <w:bCs/>
       </w:rPr>
@@ -3590,7 +3451,7 @@
         <w:spacing w:before="0" w:after="0" w:line="240" w:lineRule="auto"/>
       </w:pPr>
       <w:rPr>
-        <w:rFonts w:asciiTheme="majorHAnsi" w:eastAsiaTheme="majorEastAsia" w:hAnsiTheme="majorHAnsi" w:cstheme="majorBidi"/>
+        <w:rFonts/>
         <w:b/>
         <w:bCs/>
       </w:rPr>
@@ -3611,7 +3472,7 @@
         <w:spacing w:before="0" w:after="0" w:line="240" w:lineRule="auto"/>
       </w:pPr>
       <w:rPr>
-        <w:rFonts w:asciiTheme="majorHAnsi" w:eastAsiaTheme="majorEastAsia" w:hAnsiTheme="majorHAnsi" w:cstheme="majorBidi"/>
+        <w:rFonts/>
         <w:b/>
         <w:bCs/>
       </w:rPr>
@@ -3629,14 +3490,14 @@
     </w:tblStylePr>
     <w:tblStylePr w:type="firstCol">
       <w:rPr>
-        <w:rFonts w:asciiTheme="majorHAnsi" w:eastAsiaTheme="majorEastAsia" w:hAnsiTheme="majorHAnsi" w:cstheme="majorBidi"/>
+        <w:rFonts/>
         <w:b/>
         <w:bCs/>
       </w:rPr>
     </w:tblStylePr>
     <w:tblStylePr w:type="lastCol">
       <w:rPr>
-        <w:rFonts w:asciiTheme="majorHAnsi" w:eastAsiaTheme="majorEastAsia" w:hAnsiTheme="majorHAnsi" w:cstheme="majorBidi"/>
+        <w:rFonts/>
         <w:b/>
         <w:bCs/>
       </w:rPr>
@@ -3720,7 +3581,7 @@
         <w:spacing w:before="0" w:after="0" w:line="240" w:lineRule="auto"/>
       </w:pPr>
       <w:rPr>
-        <w:rFonts w:asciiTheme="majorHAnsi" w:eastAsiaTheme="majorEastAsia" w:hAnsiTheme="majorHAnsi" w:cstheme="majorBidi"/>
+        <w:rFonts/>
         <w:b/>
         <w:bCs/>
       </w:rPr>
@@ -3741,7 +3602,7 @@
         <w:spacing w:before="0" w:after="0" w:line="240" w:lineRule="auto"/>
       </w:pPr>
       <w:rPr>
-        <w:rFonts w:asciiTheme="majorHAnsi" w:eastAsiaTheme="majorEastAsia" w:hAnsiTheme="majorHAnsi" w:cstheme="majorBidi"/>
+        <w:rFonts/>
         <w:b/>
         <w:bCs/>
       </w:rPr>
@@ -3759,14 +3620,14 @@
     </w:tblStylePr>
     <w:tblStylePr w:type="firstCol">
       <w:rPr>
-        <w:rFonts w:asciiTheme="majorHAnsi" w:eastAsiaTheme="majorEastAsia" w:hAnsiTheme="majorHAnsi" w:cstheme="majorBidi"/>
+        <w:rFonts/>
         <w:b/>
         <w:bCs/>
       </w:rPr>
     </w:tblStylePr>
     <w:tblStylePr w:type="lastCol">
       <w:rPr>
-        <w:rFonts w:asciiTheme="majorHAnsi" w:eastAsiaTheme="majorEastAsia" w:hAnsiTheme="majorHAnsi" w:cstheme="majorBidi"/>
+        <w:rFonts/>
         <w:b/>
         <w:bCs/>
       </w:rPr>
@@ -3850,7 +3711,7 @@
         <w:spacing w:before="0" w:after="0" w:line="240" w:lineRule="auto"/>
       </w:pPr>
       <w:rPr>
-        <w:rFonts w:asciiTheme="majorHAnsi" w:eastAsiaTheme="majorEastAsia" w:hAnsiTheme="majorHAnsi" w:cstheme="majorBidi"/>
+        <w:rFonts/>
         <w:b/>
         <w:bCs/>
       </w:rPr>
@@ -3871,7 +3732,7 @@
         <w:spacing w:before="0" w:after="0" w:line="240" w:lineRule="auto"/>
       </w:pPr>
       <w:rPr>
-        <w:rFonts w:asciiTheme="majorHAnsi" w:eastAsiaTheme="majorEastAsia" w:hAnsiTheme="majorHAnsi" w:cstheme="majorBidi"/>
+        <w:rFonts/>
         <w:b/>
         <w:bCs/>
       </w:rPr>
@@ -3889,14 +3750,14 @@
     </w:tblStylePr>
     <w:tblStylePr w:type="firstCol">
       <w:rPr>
-        <w:rFonts w:asciiTheme="majorHAnsi" w:eastAsiaTheme="majorEastAsia" w:hAnsiTheme="majorHAnsi" w:cstheme="majorBidi"/>
+        <w:rFonts/>
         <w:b/>
         <w:bCs/>
       </w:rPr>
     </w:tblStylePr>
     <w:tblStylePr w:type="lastCol">
       <w:rPr>
-        <w:rFonts w:asciiTheme="majorHAnsi" w:eastAsiaTheme="majorEastAsia" w:hAnsiTheme="majorHAnsi" w:cstheme="majorBidi"/>
+        <w:rFonts/>
         <w:b/>
         <w:bCs/>
       </w:rPr>
@@ -3980,7 +3841,7 @@
         <w:spacing w:before="0" w:after="0" w:line="240" w:lineRule="auto"/>
       </w:pPr>
       <w:rPr>
-        <w:rFonts w:asciiTheme="majorHAnsi" w:eastAsiaTheme="majorEastAsia" w:hAnsiTheme="majorHAnsi" w:cstheme="majorBidi"/>
+        <w:rFonts/>
         <w:b/>
         <w:bCs/>
       </w:rPr>
@@ -4001,7 +3862,7 @@
         <w:spacing w:before="0" w:after="0" w:line="240" w:lineRule="auto"/>
       </w:pPr>
       <w:rPr>
-        <w:rFonts w:asciiTheme="majorHAnsi" w:eastAsiaTheme="majorEastAsia" w:hAnsiTheme="majorHAnsi" w:cstheme="majorBidi"/>
+        <w:rFonts/>
         <w:b/>
         <w:bCs/>
       </w:rPr>
@@ -4019,14 +3880,14 @@
     </w:tblStylePr>
     <w:tblStylePr w:type="firstCol">
       <w:rPr>
-        <w:rFonts w:asciiTheme="majorHAnsi" w:eastAsiaTheme="majorEastAsia" w:hAnsiTheme="majorHAnsi" w:cstheme="majorBidi"/>
+        <w:rFonts/>
         <w:b/>
         <w:bCs/>
       </w:rPr>
     </w:tblStylePr>
     <w:tblStylePr w:type="lastCol">
       <w:rPr>
-        <w:rFonts w:asciiTheme="majorHAnsi" w:eastAsiaTheme="majorEastAsia" w:hAnsiTheme="majorHAnsi" w:cstheme="majorBidi"/>
+        <w:rFonts/>
         <w:b/>
         <w:bCs/>
       </w:rPr>
@@ -5891,7 +5752,7 @@
     </w:tblPr>
     <w:tblStylePr w:type="firstRow">
       <w:rPr>
-        <w:rFonts w:asciiTheme="majorHAnsi" w:eastAsiaTheme="majorEastAsia" w:hAnsiTheme="majorHAnsi" w:cstheme="majorBidi"/>
+        <w:rFonts/>
       </w:rPr>
       <w:tblPr/>
       <w:tcPr>
@@ -5975,7 +5836,7 @@
     </w:tblPr>
     <w:tblStylePr w:type="firstRow">
       <w:rPr>
-        <w:rFonts w:asciiTheme="majorHAnsi" w:eastAsiaTheme="majorEastAsia" w:hAnsiTheme="majorHAnsi" w:cstheme="majorBidi"/>
+        <w:rFonts/>
       </w:rPr>
       <w:tblPr/>
       <w:tcPr>
@@ -6059,7 +5920,7 @@
     </w:tblPr>
     <w:tblStylePr w:type="firstRow">
       <w:rPr>
-        <w:rFonts w:asciiTheme="majorHAnsi" w:eastAsiaTheme="majorEastAsia" w:hAnsiTheme="majorHAnsi" w:cstheme="majorBidi"/>
+        <w:rFonts/>
       </w:rPr>
       <w:tblPr/>
       <w:tcPr>
@@ -6143,7 +6004,7 @@
     </w:tblPr>
     <w:tblStylePr w:type="firstRow">
       <w:rPr>
-        <w:rFonts w:asciiTheme="majorHAnsi" w:eastAsiaTheme="majorEastAsia" w:hAnsiTheme="majorHAnsi" w:cstheme="majorBidi"/>
+        <w:rFonts/>
       </w:rPr>
       <w:tblPr/>
       <w:tcPr>
@@ -6227,7 +6088,7 @@
     </w:tblPr>
     <w:tblStylePr w:type="firstRow">
       <w:rPr>
-        <w:rFonts w:asciiTheme="majorHAnsi" w:eastAsiaTheme="majorEastAsia" w:hAnsiTheme="majorHAnsi" w:cstheme="majorBidi"/>
+        <w:rFonts/>
       </w:rPr>
       <w:tblPr/>
       <w:tcPr>
@@ -6311,7 +6172,7 @@
     </w:tblPr>
     <w:tblStylePr w:type="firstRow">
       <w:rPr>
-        <w:rFonts w:asciiTheme="majorHAnsi" w:eastAsiaTheme="majorEastAsia" w:hAnsiTheme="majorHAnsi" w:cstheme="majorBidi"/>
+        <w:rFonts/>
       </w:rPr>
       <w:tblPr/>
       <w:tcPr>
@@ -6395,7 +6256,7 @@
     </w:tblPr>
     <w:tblStylePr w:type="firstRow">
       <w:rPr>
-        <w:rFonts w:asciiTheme="majorHAnsi" w:eastAsiaTheme="majorEastAsia" w:hAnsiTheme="majorHAnsi" w:cstheme="majorBidi"/>
+        <w:rFonts/>
       </w:rPr>
       <w:tblPr/>
       <w:tcPr>
@@ -6460,7 +6321,7 @@
       <w:spacing w:after="0" w:line="240" w:lineRule="auto"/>
     </w:pPr>
     <w:rPr>
-      <w:rFonts w:asciiTheme="majorHAnsi" w:eastAsiaTheme="majorEastAsia" w:hAnsiTheme="majorHAnsi" w:cstheme="majorBidi"/>
+      <w:rFonts/>
       <w:color w:val="000000" w:themeColor="text1"/>
     </w:rPr>
     <w:tblPr>
@@ -6588,7 +6449,7 @@
       <w:spacing w:after="0" w:line="240" w:lineRule="auto"/>
     </w:pPr>
     <w:rPr>
-      <w:rFonts w:asciiTheme="majorHAnsi" w:eastAsiaTheme="majorEastAsia" w:hAnsiTheme="majorHAnsi" w:cstheme="majorBidi"/>
+      <w:rFonts/>
       <w:color w:val="000000" w:themeColor="text1"/>
     </w:rPr>
     <w:tblPr>
@@ -6716,7 +6577,7 @@
       <w:spacing w:after="0" w:line="240" w:lineRule="auto"/>
     </w:pPr>
     <w:rPr>
-      <w:rFonts w:asciiTheme="majorHAnsi" w:eastAsiaTheme="majorEastAsia" w:hAnsiTheme="majorHAnsi" w:cstheme="majorBidi"/>
+      <w:rFonts/>
       <w:color w:val="000000" w:themeColor="text1"/>
     </w:rPr>
     <w:tblPr>
@@ -6844,7 +6705,7 @@
       <w:spacing w:after="0" w:line="240" w:lineRule="auto"/>
     </w:pPr>
     <w:rPr>
-      <w:rFonts w:asciiTheme="majorHAnsi" w:eastAsiaTheme="majorEastAsia" w:hAnsiTheme="majorHAnsi" w:cstheme="majorBidi"/>
+      <w:rFonts/>
       <w:color w:val="000000" w:themeColor="text1"/>
     </w:rPr>
     <w:tblPr>
@@ -6972,7 +6833,7 @@
       <w:spacing w:after="0" w:line="240" w:lineRule="auto"/>
     </w:pPr>
     <w:rPr>
-      <w:rFonts w:asciiTheme="majorHAnsi" w:eastAsiaTheme="majorEastAsia" w:hAnsiTheme="majorHAnsi" w:cstheme="majorBidi"/>
+      <w:rFonts/>
       <w:color w:val="000000" w:themeColor="text1"/>
     </w:rPr>
     <w:tblPr>
@@ -7100,7 +6961,7 @@
       <w:spacing w:after="0" w:line="240" w:lineRule="auto"/>
     </w:pPr>
     <w:rPr>
-      <w:rFonts w:asciiTheme="majorHAnsi" w:eastAsiaTheme="majorEastAsia" w:hAnsiTheme="majorHAnsi" w:cstheme="majorBidi"/>
+      <w:rFonts/>
       <w:color w:val="000000" w:themeColor="text1"/>
     </w:rPr>
     <w:tblPr>
@@ -7228,7 +7089,7 @@
       <w:spacing w:after="0" w:line="240" w:lineRule="auto"/>
     </w:pPr>
     <w:rPr>
-      <w:rFonts w:asciiTheme="majorHAnsi" w:eastAsiaTheme="majorEastAsia" w:hAnsiTheme="majorHAnsi" w:cstheme="majorBidi"/>
+      <w:rFonts/>
       <w:color w:val="000000" w:themeColor="text1"/>
     </w:rPr>
     <w:tblPr>
@@ -7867,7 +7728,7 @@
       <w:spacing w:after="0" w:line="240" w:lineRule="auto"/>
     </w:pPr>
     <w:rPr>
-      <w:rFonts w:asciiTheme="majorHAnsi" w:eastAsiaTheme="majorEastAsia" w:hAnsiTheme="majorHAnsi" w:cstheme="majorBidi"/>
+      <w:rFonts/>
       <w:color w:val="000000" w:themeColor="text1"/>
     </w:rPr>
     <w:tblPr>
@@ -7992,7 +7853,7 @@
       <w:spacing w:after="0" w:line="240" w:lineRule="auto"/>
     </w:pPr>
     <w:rPr>
-      <w:rFonts w:asciiTheme="majorHAnsi" w:eastAsiaTheme="majorEastAsia" w:hAnsiTheme="majorHAnsi" w:cstheme="majorBidi"/>
+      <w:rFonts/>
       <w:color w:val="000000" w:themeColor="text1"/>
     </w:rPr>
     <w:tblPr>
@@ -8117,7 +7978,7 @@
       <w:spacing w:after="0" w:line="240" w:lineRule="auto"/>
     </w:pPr>
     <w:rPr>
-      <w:rFonts w:asciiTheme="majorHAnsi" w:eastAsiaTheme="majorEastAsia" w:hAnsiTheme="majorHAnsi" w:cstheme="majorBidi"/>
+      <w:rFonts/>
       <w:color w:val="000000" w:themeColor="text1"/>
     </w:rPr>
     <w:tblPr>
@@ -8242,7 +8103,7 @@
       <w:spacing w:after="0" w:line="240" w:lineRule="auto"/>
     </w:pPr>
     <w:rPr>
-      <w:rFonts w:asciiTheme="majorHAnsi" w:eastAsiaTheme="majorEastAsia" w:hAnsiTheme="majorHAnsi" w:cstheme="majorBidi"/>
+      <w:rFonts/>
       <w:color w:val="000000" w:themeColor="text1"/>
     </w:rPr>
     <w:tblPr>
@@ -8367,7 +8228,7 @@
       <w:spacing w:after="0" w:line="240" w:lineRule="auto"/>
     </w:pPr>
     <w:rPr>
-      <w:rFonts w:asciiTheme="majorHAnsi" w:eastAsiaTheme="majorEastAsia" w:hAnsiTheme="majorHAnsi" w:cstheme="majorBidi"/>
+      <w:rFonts/>
       <w:color w:val="000000" w:themeColor="text1"/>
     </w:rPr>
     <w:tblPr>
@@ -8492,7 +8353,7 @@
       <w:spacing w:after="0" w:line="240" w:lineRule="auto"/>
     </w:pPr>
     <w:rPr>
-      <w:rFonts w:asciiTheme="majorHAnsi" w:eastAsiaTheme="majorEastAsia" w:hAnsiTheme="majorHAnsi" w:cstheme="majorBidi"/>
+      <w:rFonts/>
       <w:color w:val="000000" w:themeColor="text1"/>
     </w:rPr>
     <w:tblPr>
@@ -8617,7 +8478,7 @@
       <w:spacing w:after="0" w:line="240" w:lineRule="auto"/>
     </w:pPr>
     <w:rPr>
-      <w:rFonts w:asciiTheme="majorHAnsi" w:eastAsiaTheme="majorEastAsia" w:hAnsiTheme="majorHAnsi" w:cstheme="majorBidi"/>
+      <w:rFonts/>
       <w:color w:val="000000" w:themeColor="text1"/>
     </w:rPr>
     <w:tblPr>

--- a/az/discovery-articles/1.3 Təkər.docx
+++ b/az/discovery-articles/1.3 Təkər.docx
@@ -32,7 +32,7 @@
         <w:rPr>
           <w:sz w:val="20"/>
         </w:rPr>
-        <w:t>Dövr: təxminən e.ə. 3500-cü il (təkərli nəqliyyat); təxminən e.ə. 5500-cü il (dulus çarxı) | Əsas mərkəzlər: Mesopotamiya və Avrasiya çölləri; bir neçə müstəqil ixtiranın olub-olmaması müzakirə edilir</w:t>
+        <w:t>Dövr: təxminən e.ə. 3500-cü il — təkərli nəqliyyat; bəzi tarixləndirmələrə görə, təxminən e.ə. 5500-cü il — erkən dulus çarxı; bu tarix müzakirəlidir | Əsas mərkəzlər: Mesopotamiya və Avrasiya çölləri; təkərin müxtəlif yerlərdə bir-birindən asılı olmadan icad edilib-edilmədiyi hələ də müzakirə olunur</w:t>
       </w:r>
     </w:p>
     <w:p>
@@ -40,7 +40,7 @@
         <w:widowControl/>
       </w:pPr>
       <w:r>
-        <w:t>Təkər yalnız oxa birləşdirilib sərbəst fırlana bildikdə həqiqətən faydalı vasitəyə çevrildi. Araba və dulus çarxından başlayan bu fikir dişli çarxlara, dəyirmanlara, mühərriklərə və demək olar ki, bütün fırlanan maşınlara yol açdı.</w:t>
+        <w:t>Təkərin əsl faydası onun oxla birləşdirilib yük altında rahat fırlana bilməsi ilə üzə çıxdı. Arabada və dulus çarxında tətbiq olunan bu sadə fikir sonralar dişli çarxların, dəyirmanların, mühərriklərin və saysız-hesabsız mexanizmin işinə əsas oldu.</w:t>
       </w:r>
     </w:p>
     <w:p>
@@ -58,7 +58,7 @@
         <w:widowControl/>
       </w:pPr>
       <w:r>
-        <w:t>Bəzi bölgələrdə dulus çarxına son Neolit dövründə, təkərli arabalardan əvvəl rast gəlinir.</w:t>
+        <w:t>Bəzi bölgələrdə dulus çarxının Neolit dövrünün sonlarında, təkərli arabalardan əvvəl işlədildiyi düşünülür.</w:t>
       </w:r>
     </w:p>
     <w:p>
@@ -67,7 +67,7 @@
         <w:widowControl/>
       </w:pPr>
       <w:r>
-        <w:t>Mesopotamiyada təxminən e.ə. 3500-cü ildə təkərli nəqliyyatın mövcudluğunu təsdiqləyən aydın dəlillər var.</w:t>
+        <w:t>Mesopotamiyada təxminən e.ə. 3500-cü ildə təkərli nəqliyyatın mövcudluğuna dair aydın dəlillər var.</w:t>
       </w:r>
     </w:p>
     <w:p>
@@ -76,7 +76,7 @@
         <w:widowControl/>
       </w:pPr>
       <w:r>
-        <w:t>Həlledici yenilik təkcə dairəvi disk deyil, onun oxla birləşdirilməsi idi.</w:t>
+        <w:t>Əsas yenilik dairəvi bir əşya düzəltmək deyil, onu oxla birləşdirib işlək mexanizmə çevirmək idi.</w:t>
       </w:r>
     </w:p>
     <w:p>
@@ -85,7 +85,7 @@
         <w:widowControl/>
       </w:pPr>
       <w:r>
-        <w:t>Amerikadakı bəzi mürəkkəb cəmiyyətlər də daxil olmaqla, bir sıra sivilizasiyalar təkərli nəqliyyatsız inkişaf etmişdi.</w:t>
+        <w:t>Amerikadakı bəzi inkişaf etmiş cəmiyyətlər də daxil olmaqla, bir sıra sivilizasiyalar təkərli nəqliyyatdan istifadə etmədən yüksəlişə çatmışdı.</w:t>
       </w:r>
     </w:p>
     <w:p>
@@ -94,7 +94,7 @@
         <w:widowControl/>
       </w:pPr>
       <w:r>
-        <w:t>Fırlanma sonralar dişli çarxların, turbinlərin və mühərriklərin işinin əsasına çevrildi.</w:t>
+        <w:t>Fırlanma prinsipi sonralar dişli çarxların, turbinlərin və mühərriklərin işinin əsasını təşkil etdi.</w:t>
       </w:r>
     </w:p>
     <w:p>
@@ -103,15 +103,7 @@
         <w:widowControl/>
       </w:pPr>
       <w:r>
-        <w:t>Bu nədir</w:t>
-      </w:r>
-    </w:p>
-    <w:p>
-      <w:pPr>
-        <w:widowControl/>
-      </w:pPr>
-      <w:r>
-        <w:t>Təkər mərkəzi ətrafında fırlanan disk və ya çənbərdir. Təkbaşına o, sadəcə bir formadır. Faydalı ixtira təkərlə oxun birləşməsidir: ox diskin yük daşıyarkən və ya aləti hərəkətə gətirərkən fırlanmasına imkan verən mildir. Bu birləşmə yükü xizəklə sürüməklə müqayisədə sürtünməni azaldır. Ağır kisəni yerdə sürüməklə arabada aparmağı müqayisə edin: ox işin asanlaşmasında mühüm rol oynayır. Eyni prinsipə sonralar bloklarda, dişli çarxlarda, su çarxlarında və nazim çarxlarda rast gəlinir.</w:t>
+        <w:t>Bu nədir?</w:t>
       </w:r>
     </w:p>
     <w:p>
@@ -120,15 +112,7 @@
         <w:widowControl/>
       </w:pPr>
       <w:r>
-        <w:t>Kim kəşf edib və ya yaradıb</w:t>
-      </w:r>
-    </w:p>
-    <w:p>
-      <w:pPr>
-        <w:widowControl/>
-      </w:pPr>
-      <w:r>
-        <w:t>Təkərin fərdi ixtiraçısı məlum deyil. Ən erkən aydın təkərli nəqliyyat nümunələri e.ə. IV minillikdə Mesopotamiyada, Cənub-Qərbi Asiyanın qonşu bölgələrində və Avrasiya çöllərində görünür. Gilə forma vermək üçün işlədilən dulus çarxının bəzi yerlərdə daha əvvəl yarandığı düşünülür. Ayrı-ayrı icmalar bu fikrə bir-birindən asılı olmayaraq gəlmiş ola bilər. Yayılan məşhur bir şəxsin adı deyil, sənətkarlıq bacarığı idi.</w:t>
+        <w:t>Təkər mərkəzi ətrafında fırlanan disk və ya çənbərdir. Ancaq dairəvi forma öz-özlüyündə yük daşımağa kifayət etmir. Bunun üçün təkər oxla birləşdirilməlidir. Ox təkərin üzərində və ya onunla birlikdə fırlandığı mildir.</w:t>
       </w:r>
     </w:p>
     <w:p>
@@ -137,15 +121,88 @@
         <w:widowControl/>
       </w:pPr>
       <w:r>
-        <w:t>Nə vaxt və necə yaranıb</w:t>
+        <w:t>Bu birləşmə yükü yerdə sürümək əvəzinə diyirlədərək aparmağa imkan verir və hərəkətə qarşı müqaviməti azaldır. Ağır bir kisəni torpağın üstü ilə sürüməklə arabada aparmaq arasındakı fərqi düşünün. İşi asanlaşdıran yalnız təkərin yumru olması deyil, onun oxla birlikdə düzgün işləməsidir.</w:t>
       </w:r>
     </w:p>
     <w:p>
       <w:pPr>
+        <w:pStyle w:val="Heading1"/>
         <w:widowControl/>
       </w:pPr>
       <w:r>
-        <w:t>Təxminən e.ə. 3500-cü ilə aid təsvirlər və qalıqlar Mesopotamiyada arabaların olduğunu göstərir. Bəzi arxeoloji ardıcıllıqlarda dulus çarxı daha erkən tarixləndirilir; bu tarixlər hələ də müzakirə olunur. Təkər qoşqu heyvanlarının olduğu və torpağın nisbətən bərk olduğu yerlərdə daha əlverişli idi. Amerikada və Afrikanın böyük hissəsində insanlar qayıqlardan, yük heyvanlarından və insan əməyindən istifadə edərək zəngin sivilizasiyalar qurmuşdular. Təkər uğurlu bir ixtira idi, amma hər cəmiyyətin mütləq keçməli olduğu mərhələ deyildi.</w:t>
+        <w:t>Eyni fırlanma prinsipindən sonralar yük qaldıran bloklarda, dişli çarxlarda, su çarxlarında və fırlanmanı sabitləşdirən nazim çarxlarda da istifadə edildi.</w:t>
+      </w:r>
+    </w:p>
+    <w:p>
+      <w:pPr>
+        <w:pStyle w:val="Heading1"/>
+        <w:widowControl/>
+      </w:pPr>
+      <w:r>
+        <w:t>Kim yaradıb?</w:t>
+      </w:r>
+    </w:p>
+    <w:p>
+      <w:pPr>
+        <w:pStyle w:val="Heading1"/>
+        <w:widowControl/>
+      </w:pPr>
+      <w:r>
+        <w:t>Təkəri ilk dəfə kimin düzəltdiyi məlum deyil. Təkərli nəqliyyatın ən erkən aydın nümunələri e.ə. IV minillikdə Mesopotamiyada, Cənub-Qərbi Asiyanın qonşu ərazilərində və Avrasiya çöllərində görünür.</w:t>
+      </w:r>
+    </w:p>
+    <w:p>
+      <w:pPr>
+        <w:pStyle w:val="Heading1"/>
+        <w:widowControl/>
+      </w:pPr>
+      <w:r>
+        <w:t>Gil qab hazırlamaq üçün işlədilən dulus çarxının bəzi yerlərdə daha əvvəl yarandığı düşünülür. Ayrı-ayrı icmaların təkər fikrinə bir-birindən asılı olmadan gəlməsi də mümkündür. Bu məsələ hələ araşdırılır.</w:t>
+      </w:r>
+    </w:p>
+    <w:p>
+      <w:pPr>
+        <w:pStyle w:val="Heading1"/>
+        <w:widowControl/>
+      </w:pPr>
+      <w:r>
+        <w:t>Nəsildən-nəslə keçən məşhur bir ixtiraçının adı deyil, ustaların təkər düzəltmək və onu oxa birləşdirmək bacarığı idi.</w:t>
+      </w:r>
+    </w:p>
+    <w:p>
+      <w:pPr>
+        <w:pStyle w:val="Heading1"/>
+        <w:widowControl/>
+      </w:pPr>
+      <w:r>
+        <w:t>Nə vaxt və necə yaranıb?</w:t>
+      </w:r>
+    </w:p>
+    <w:p>
+      <w:pPr>
+        <w:pStyle w:val="Heading1"/>
+        <w:widowControl/>
+      </w:pPr>
+      <w:r>
+        <w:t>Təxminən e.ə. 3500-cü ilə aid təsvirlər və arxeoloji qalıqlar Mesopotamiyada arabalardan istifadə olunduğunu göstərir. Bəzi qazıntılarda dulus çarxına aid nümunələr daha qədim dövrə aid edilir, lakin onların tarixləndirilməsi ilə bağlı müzakirələr davam edir.</w:t>
+      </w:r>
+    </w:p>
+    <w:p>
+      <w:pPr>
+        <w:pStyle w:val="Heading1"/>
+        <w:widowControl/>
+      </w:pPr>
+      <w:r>
+        <w:t>Təkərli nəqliyyat, xüsusən, araba çəkən heyvanların olduğu və yerin nisbətən bərk olduğu ərazilərdə əlverişli idi. Amerikada və Afrikanın böyük hissəsində isə insanlar qayıqlardan, yük heyvanlarından və insan əməyindən yararlanaraq zəngin sivilizasiyalar qurmuşdular.</w:t>
+      </w:r>
+    </w:p>
+    <w:p>
+      <w:pPr>
+        <w:pStyle w:val="Heading1"/>
+        <w:widowControl/>
+      </w:pPr>
+      <w:r>
+        <w:t>Deməli, təkər çox faydalı ixtira olsa da, bütün cəmiyyətlərin inkişafı üçün mütləq şərt deyildi. Onun nə dərəcədə yararlı olması yerli şəraitdən də asılı idi.</w:t>
       </w:r>
     </w:p>
     <w:p>
@@ -159,10 +216,20 @@
     </w:p>
     <w:p>
       <w:pPr>
+        <w:pStyle w:val="Heading1"/>
         <w:widowControl/>
       </w:pPr>
       <w:r>
-        <w:t>Təkər və ox kiçik fırladıcı qüvvəni faydalı hərəkətə çevirməyə və ya ağır yükü daha az zəhmətlə diyirlətməyə imkan verir. Bu mexanizm sonralar fizikanın dəqiq izah etdiyi qüvvə qolu və fırlanma prinsiplərini göstərir. İnsanlar mili fırlatmağı öyrəndikdən sonra taxıl üyütmək, su qaldırmaq, daha sonra saat mexanizmlərini və fabrik avadanlıqlarını işlətmək mümkün oldu.</w:t>
+        <w:t>Təkər və ox ağır yükü daha az zəhmətlə hərəkət etdirməyə, fırlanmanı isə müxtəlif işlərdə istifadə etməyə imkan verir. Bu mexanizmin işində qüvvə qolu və fırlanma ilə bağlı qanunauyğunluqlar özünü göstərir. İnsanlar bunlardan təcrübədə istifadə etməyi fizikanın həmin hadisələri dəqiq izah etməsindən çox əvvəl öyrənmişdilər.</w:t>
+      </w:r>
+    </w:p>
+    <w:p>
+      <w:pPr>
+        <w:pStyle w:val="Heading1"/>
+        <w:widowControl/>
+      </w:pPr>
+      <w:r>
+        <w:t>Fırlanan mildən yararlanmaq taxıl üyütməyə, su qaldırmağa, sonralar isə saatları və fabrik avadanlıqlarını işlətməyə yol açdı. Beləcə, fırlanma yalnız yük daşımaq üçün deyil, iş görmək üçün də əsas vasitələrdən birinə çevrildi.</w:t>
       </w:r>
     </w:p>
     <w:p>
@@ -176,10 +243,11 @@
     </w:p>
     <w:p>
       <w:pPr>
+        <w:pStyle w:val="Heading1"/>
         <w:widowControl/>
       </w:pPr>
       <w:r>
-        <w:t>Arabalar quru ticarətini və yeni müharibə üsullarını inkişaf etdirdi. Fırlanma prinsipindən dəyirman, iy, torna dəzgahı və sentrifuqa yarandı. Bir-birini fırladan dişli çarxlar saatların və sonralar mühərriklərin hazırlanmasına imkan verdi. Buxar turbinləri, avtomobillərin ötürücü mexanizmləri, reaktiv mühərriklər və sərt disk mühərrikləri də idarə olunan fırlanmadan asılıdır. Qədim araba təkəri ilə müasir turbin eyni əsas fikrə söykənir.</w:t>
+        <w:t>Arabalar quru yolları ilə ticarəti genişləndirdi və döyüşlərdə yeni üsulların yaranmasına təsir etdi. Fırlanma prinsipindən dəyirmanlarda, ip əyirmək üçün işlədilən iylərdə, torna dəzgahlarında və maddələri sürətlə fırladaraq ayıran sentrifuqalarda istifadə olundu.</w:t>
       </w:r>
     </w:p>
     <w:p>
@@ -188,15 +256,52 @@
         <w:widowControl/>
       </w:pPr>
       <w:r>
-        <w:t>İnsan həyatını necə dəyişib</w:t>
+        <w:t>Bir-birinə keçən dişli çarxlar hərəkəti ötürməyə, saatların və sonralar mühərriklərin mexanizmlərini qurmağa imkan verdi. Buxar turbinləri, avtomobillərin ötürücü mexanizmləri, reaktiv mühərriklər və kompüterlərin sərt disklərini fırladan mühərriklər də idarə olunan fırlanma ilə işləyir.</w:t>
       </w:r>
     </w:p>
     <w:p>
       <w:pPr>
+        <w:pStyle w:val="Heading1"/>
         <w:widowControl/>
       </w:pPr>
       <w:r>
-        <w:t>Təkərli nəqliyyat ərzağın, malların və insanların daşınmasına sərf olunan vaxtı və xərci azaltdı. Dövlətlərin və bazarların böyüməsinə kömək etdi. Gündəlik həyatımızda arabalar, velosipedlər, avtomobillər və qatarlar bunun davamıdır. Bununla yanaşı, yollar, qəzalar, daha sonra tıxaclar və çirklənmə də yarandı. Yenə də mətbəxdə və ya fabrikdə işləyən maşınların çoxunda ilk sərbəst fırlanan təkərin ideyası yaşayır.</w:t>
+        <w:t>Qədim arabanın təkəri ilə müasir turbin quruluşca çox fərqlənsə də, hər ikisində eyni əsas fikir var: fırlanmanı faydalı işə çevirmək.</w:t>
+      </w:r>
+    </w:p>
+    <w:p>
+      <w:pPr>
+        <w:pStyle w:val="Heading1"/>
+        <w:widowControl/>
+      </w:pPr>
+      <w:r>
+        <w:t>İnsan həyatını necə dəyişib?</w:t>
+      </w:r>
+    </w:p>
+    <w:p>
+      <w:pPr>
+        <w:pStyle w:val="Heading1"/>
+        <w:widowControl/>
+      </w:pPr>
+      <w:r>
+        <w:t>Təkərli nəqliyyat ərzağı, malları və insanları daşımağa sərf olunan vaxtı və zəhməti azaltdı, daşınmanı ucuzlaşdırdı. Bu da bazarların genişlənməsinə və dövlətlərin böyüməsinə kömək etdi. Gündəlik istifadə etdiyimiz arabalar, velosipedlər, avtomobillər və qatarlar həmin inkişafın davamıdır.</w:t>
+      </w:r>
+    </w:p>
+    <w:p>
+      <w:pPr>
+        <w:pStyle w:val="Heading1"/>
+        <w:widowControl/>
+      </w:pPr>
+      <w:r>
+        <w:t>Təkərli nəqliyyatın yayılması yol şəbəkələrinin genişlənməsinə də gətirdi. Bununla yanaşı, yol qəzaları, sonrakı dövrlərdə isə tıxaclar və ətraf mühitin çirklənməsi kimi problemlər yarandı.</w:t>
+      </w:r>
+    </w:p>
+    <w:p>
+      <w:pPr>
+        <w:pStyle w:val="Heading1"/>
+        <w:widowControl/>
+      </w:pPr>
+      <w:r>
+        <w:t>Bu gün istər mətbəxdə, istərsə də fabrikdə işləyən bir çox maşının içində həmin qədim fikir yaşayır: ox ətrafında fırlanan çarx insanın işini yüngülləşdirir.</w:t>
       </w:r>
     </w:p>
     <w:p>
@@ -217,7 +322,7 @@
         <w:rPr>
           <w:sz w:val="20"/>
         </w:rPr>
-        <w:t>A Kitablar və əsas elmi əsərlər</w:t>
+        <w:t>Kitablar və əsas elmi əsərlər</w:t>
       </w:r>
     </w:p>
     <w:p>
@@ -240,7 +345,7 @@
         <w:rPr>
           <w:sz w:val="20"/>
         </w:rPr>
-        <w:t>C Qurumların materialları və ensiklopedik mənbələr</w:t>
+        <w:t>Qurumların materialları və ensiklopedik mənbələr</w:t>
       </w:r>
     </w:p>
     <w:p>
@@ -276,7 +381,7 @@
         <w:rPr>
           <w:sz w:val="20"/>
         </w:rPr>
-        <w:t>J Mətbuat elmi kütləvi nəşrlər və ümumi mənbələr</w:t>
+        <w:t>Mətbuat elmi kütləvi nəşrlər və ümumi mənbələr</w:t>
       </w:r>
     </w:p>
     <w:p>
